--- a/tests/corpus/word-rules/E-space-before-top.docx
+++ b/tests/corpus/word-rules/E-space-before-top.docx
@@ -268,7 +268,7 @@
         <w:rFonts w:ascii="Calibri" w:hAnsi="Calibri" w:eastAsia="Calibri" w:cs="Calibri"/>
         <w:sz w:val="22"/>
         <w:szCs w:val="22"/>
-        <w:lang w:val="en-US" w:eastAsia="en-US"/>
+        <w:lang w:val="en-US" w:eastAsia="en-US" w:bidi="ar-SA"/>
       </w:rPr>
     </w:rPrDefault>
     <w:pPrDefault>
